--- a/docs/03_Alliances_EN.docx
+++ b/docs/03_Alliances_EN.docx
@@ -7816,7 +7816,7 @@
                 <w:sz w:val="18"/>
                 <w:szCs w:val="18"/>
               </w:rPr>
-              <w:t xml:space="preserve">Contribution, CPU</w:t>
+              <w:t xml:space="preserve">Contribution, c.u.</w:t>
             </w:r>
           </w:p>
         </w:tc>
@@ -8586,7 +8586,7 @@
                 <w:sz w:val="18"/>
                 <w:szCs w:val="18"/>
               </w:rPr>
-              <w:t xml:space="preserve">Contribution, CPU</w:t>
+              <w:t xml:space="preserve">Contribution, c.u.</w:t>
             </w:r>
           </w:p>
         </w:tc>
@@ -9346,7 +9346,7 @@
         <w:t xml:space="preserve">Result:</w:t>
       </w:r>
       <w:r>
-        <w:t xml:space="preserve"> 58.8 CPU versus 8.6 CPU, ratio ≈ 6.8 : 1. For an air-and-missile campaign the defence coefficient is low (d = 1.3 — hasty defence and strikes), and the required ratio at α = 1.0 is 1.30 : 1 (α and d as of 13.10.2026 — from 404 CDB90 battles and validation against 10 wars, document 6, sections 7.5–7.7). Allowing for model error (σ = 2.0, section 7.8 of document 6), the probability that the advantage is sufficient is 80%. The model predicts rapid suppression of Iran's air defence and air force, which matches the course of the 2025 and 2026 campaigns. The limitations of the model here are the survivability of the underground missile arsenal and the asymmetric threat to the Strait of Hormuz. These are captured by the salvo model and survivability indicators, not by the balance in CPU.</w:t>
+        <w:t xml:space="preserve"> 58.8 c.u. versus 8.6 c.u., ratio ≈ 6.8 : 1. For an air-and-missile campaign the defence coefficient is low (d = 1.3 — hasty defence and strikes), and the required ratio at α = 1.0 is 1.30 : 1 (α and d as of 13.10.2026 — from 404 CDB90 battles and validation against 10 wars, document 6, sections 7.5–7.7). Allowing for model error (σ = 2.0, section 7.8 of document 6), the probability that the advantage is sufficient is 80%. The model predicts rapid suppression of Iran's air defence and air force, which matches the course of the 2025 and 2026 campaigns. The limitations of the model here are the survivability of the underground missile arsenal and the asymmetric threat to the Strait of Hormuz. These are captured by the salvo model and survivability indicators, not by the balance in c.u..</w:t>
       </w:r>
     </w:p>
     <w:p>
@@ -9625,7 +9625,7 @@
                 <w:sz w:val="18"/>
                 <w:szCs w:val="18"/>
               </w:rPr>
-              <w:t xml:space="preserve">Contribution, CPU</w:t>
+              <w:t xml:space="preserve">Contribution, c.u.</w:t>
             </w:r>
           </w:p>
         </w:tc>
@@ -10638,7 +10638,7 @@
                 <w:sz w:val="18"/>
                 <w:szCs w:val="18"/>
               </w:rPr>
-              <w:t xml:space="preserve">Contribution, CPU</w:t>
+              <w:t xml:space="preserve">Contribution, c.u.</w:t>
             </w:r>
           </w:p>
         </w:tc>
@@ -10905,7 +10905,7 @@
         <w:t xml:space="preserve">Current situation (Ukraine's allies supply weapons but not troops):</w:t>
       </w:r>
       <w:r>
-        <w:t xml:space="preserve"> 27.8 versus 16.5 CPU, ratio ≈ 1.68 : 1. Allied supplies enter Ukraine's sustainment (reserve and replacement), not its numbers. The defence coefficient of this war is measured from its own losses (from 13.10.2026; previously it was set by the assumption d ≈ 2.5–3 at α ≈ 1.3): in 2024–2025 Russia lost 10,084 units of equipment, Ukraine — 6,023 (Oryx), d = 1.7, and at α = 1.0 a ratio of 1.70 : 1 is required. The actual ratio falls short of the required one by hundredths, so the model predicts a positional war of attrition with slow progress by the attacker. This matches the course of the war in 2023–2026, but is not an independent validation: d is taken from the same war, and the conclusion rests on a slim margin (at d = 1.67 without rounding it changes) — document 6, section 7.7. Allowing for model error (σ = 2.0), the probability that Russia's advantage is sufficient is 50%: the model does not distinguish a positional war from a breakthrough here.</w:t>
+        <w:t xml:space="preserve"> 27.8 versus 16.5 c.u., ratio ≈ 1.68 : 1. Allied supplies enter Ukraine's sustainment (reserve and replacement), not its numbers. The defence coefficient of this war is measured from its own losses (from 13.10.2026; previously it was set by the assumption d ≈ 2.5–3 at α ≈ 1.3): in 2024–2025 Russia lost 10,084 units of equipment, Ukraine — 6,023 (Oryx), d = 1.7, and at α = 1.0 a ratio of 1.70 : 1 is required. The actual ratio falls short of the required one by hundredths, so the model predicts a positional war of attrition with slow progress by the attacker. This matches the course of the war in 2023–2026, but is not an independent validation: d is taken from the same war, and the conclusion rests on a slim margin (at d = 1.67 without rounding it changes) — document 6, section 7.7. Allowing for model error (σ = 2.0), the probability that Russia's advantage is sufficient is 50%: the model does not distinguish a positional war from a breakthrough here.</w:t>
       </w:r>
     </w:p>
     <w:tbl>
@@ -11174,7 +11174,7 @@
                 <w:sz w:val="18"/>
                 <w:szCs w:val="18"/>
               </w:rPr>
-              <w:t xml:space="preserve">Contribution, CPU</w:t>
+              <w:t xml:space="preserve">Contribution, c.u.</w:t>
             </w:r>
           </w:p>
         </w:tc>
@@ -12184,7 +12184,7 @@
         <w:t xml:space="preserve">After a ceasefire with the deployment of “coalition of the willing” forces:</w:t>
       </w:r>
       <w:r>
-        <w:t xml:space="preserve"> the ratio falls to ≈ 1.32 : 1. The main effect of the guarantees is not an increase in CPU but a change in ρ: an attack on territory where British and French troops are stationed becomes an attack on nuclear powers. The programme reflects this through the deterrence axis: the “offensive” scenario objective is blocked while coalition forces with nuclear participants are in the area.</w:t>
+        <w:t xml:space="preserve"> the ratio falls to ≈ 1.32 : 1. The main effect of the guarantees is not an increase in c.u. but a change in ρ: an attack on territory where British and French troops are stationed becomes an attack on nuclear powers. The programme reflects this through the deterrence axis: the “offensive” scenario objective is blocked while coalition forces with nuclear participants are in the area.</w:t>
       </w:r>
     </w:p>
     <w:p>
@@ -12463,7 +12463,7 @@
                 <w:sz w:val="18"/>
                 <w:szCs w:val="18"/>
               </w:rPr>
-              <w:t xml:space="preserve">Contribution, CPU</w:t>
+              <w:t xml:space="preserve">Contribution, c.u.</w:t>
             </w:r>
           </w:p>
         </w:tc>
@@ -13233,7 +13233,7 @@
                 <w:sz w:val="18"/>
                 <w:szCs w:val="18"/>
               </w:rPr>
-              <w:t xml:space="preserve">Contribution, CPU</w:t>
+              <w:t xml:space="preserve">Contribution, c.u.</w:t>
             </w:r>
           </w:p>
         </w:tc>
@@ -14739,7 +14739,7 @@
                 <w:sz w:val="18"/>
                 <w:szCs w:val="18"/>
               </w:rPr>
-              <w:t xml:space="preserve">Contribution, CPU</w:t>
+              <w:t xml:space="preserve">Contribution, c.u.</w:t>
             </w:r>
           </w:p>
         </w:tc>
